--- a/word/lab-02-api-priority-fairness.docx
+++ b/word/lab-02-api-priority-fairness.docx
@@ -5037,6 +5037,13 @@
       </w:r>
     </w:p>
     <w:p>
+      <w:r>
+        <w:pict>
+          <v:rect style="width:0;height:1.5pt" o:hralign="center" o:hrstd="t" o:hr="t"/>
+        </w:pict>
+      </w:r>
+    </w:p>
+    <w:p>
       <w:pPr>
         <w:pStyle w:val="FirstParagraph"/>
       </w:pPr>
@@ -5055,7 +5062,7 @@
           <w:rPr>
             <w:rStyle w:val="Hyperlink"/>
           </w:rPr>
-          <w:t xml:space="preserve">Lab 3 — etcd Quota Alarm &amp; Recovery</w:t>
+          <w:t xml:space="preserve">Lab 3 — Recover a Cluster That's Gone Read-Only (etcd Quota &amp; Recovery)</w:t>
         </w:r>
       </w:hyperlink>
     </w:p>
